--- a/Assignment-1/Assignment-1.docx
+++ b/Assignment-1/Assignment-1.docx
@@ -259,6 +259,16 @@
         </w:rPr>
         <w:t xml:space="preserve"> pipeline trigger </w:t>
       </w:r>
+      <w:r>
+        <w:rPr>
+          <w:rFonts w:ascii="Cambria" w:hAnsi="Cambria"/>
+          <w:sz w:val="24"/>
+          <w:szCs w:val="24"/>
+        </w:rPr>
+        <w:t>then</w:t>
+      </w:r>
+      <w:bookmarkStart w:id="0" w:name="_GoBack"/>
+      <w:bookmarkEnd w:id="0"/>
     </w:p>
     <w:p>
       <w:pPr>
@@ -279,15 +289,15 @@
           <w:sz w:val="24"/>
           <w:szCs w:val="24"/>
         </w:rPr>
-        <w:t xml:space="preserve">Then </w:t>
-      </w:r>
-      <w:r>
-        <w:rPr>
-          <w:rFonts w:ascii="Cambria" w:hAnsi="Cambria"/>
-          <w:sz w:val="24"/>
-          <w:szCs w:val="24"/>
-        </w:rPr>
-        <w:t xml:space="preserve">enable continues integration </w:t>
+        <w:t>E</w:t>
+      </w:r>
+      <w:r>
+        <w:rPr>
+          <w:rFonts w:ascii="Cambria" w:hAnsi="Cambria"/>
+          <w:sz w:val="24"/>
+          <w:szCs w:val="24"/>
+        </w:rPr>
+        <w:t xml:space="preserve">nable continues integration </w:t>
       </w:r>
     </w:p>
     <w:p>
@@ -309,23 +319,7 @@
           <w:sz w:val="24"/>
           <w:szCs w:val="24"/>
         </w:rPr>
-        <w:t>S</w:t>
-      </w:r>
-      <w:r>
-        <w:rPr>
-          <w:rFonts w:ascii="Cambria" w:hAnsi="Cambria"/>
-          <w:sz w:val="24"/>
-          <w:szCs w:val="24"/>
-        </w:rPr>
-        <w:t xml:space="preserve">elect Master branch </w:t>
-      </w:r>
-      <w:r>
-        <w:rPr>
-          <w:rFonts w:ascii="Cambria" w:hAnsi="Cambria"/>
-          <w:sz w:val="24"/>
-          <w:szCs w:val="24"/>
-        </w:rPr>
-        <w:t>i</w:t>
+        <w:t>Select Master branch i</w:t>
       </w:r>
       <w:r>
         <w:rPr>
@@ -2203,13 +2197,7 @@
         <w:rPr>
           <w:rFonts w:ascii="Cambria" w:hAnsi="Cambria"/>
         </w:rPr>
-        <w:t xml:space="preserve"> </w:t>
-      </w:r>
-      <w:r>
-        <w:rPr>
-          <w:rFonts w:ascii="Cambria" w:hAnsi="Cambria"/>
-        </w:rPr>
-        <w:t xml:space="preserve">For </w:t>
+        <w:t xml:space="preserve"> For </w:t>
       </w:r>
       <w:r>
         <w:rPr>
@@ -2970,8 +2958,6 @@
           <w:iCs/>
         </w:rPr>
       </w:pPr>
-      <w:bookmarkStart w:id="0" w:name="_GoBack"/>
-      <w:bookmarkEnd w:id="0"/>
     </w:p>
     <w:p>
       <w:pPr>
